--- a/Lumbee_RIVR_Tech_IRU_Package/02_Core_Agreements/01_Master_Development_Construction_and_Operating_Agreement.docx
+++ b/Lumbee_RIVR_Tech_IRU_Package/02_Core_Agreements/01_Master_Development_Construction_and_Operating_Agreement.docx
@@ -277,7 +277,7 @@
           <w:b w:val="0"/>
           <w:i w:val="0"/>
         </w:rPr>
-        <w:t xml:space="preserve"> (the “Effective Date”), by and between Lumbee Tribe of North Carolina, a federally ‐recognized-status Indian tribe organized under its own governing documents (together with, where the context requires, a wholly owned Tribal entity or Tribally chartered instrumentality designated by the Tribe, collectively the “Tribe”), and LREMC Technologies, LLC d/b/a RIVR Tech, a limited liability company (“RIVR Tech”). The Tribe and RIVR Tech are each referred to herein as a “Party” and together as the “Parties.”</w:t>
+        <w:t xml:space="preserve"> (the “Effective Date”), by and between Lumbee Tribe of North Carolina, a federally ‐recognized-status Indian tribe organized under its own governing documents (together with, where the context requires, a wholly owned Tribal entity or Tribally chartered instrumentality designated by the Lumbee Tribe, collectively the “Lumbee Tribe”), and LREMC Technologies, LLC d/b/a RIVR Tech, a limited liability company (“RIVR Tech”). The Lumbee Tribe and RIVR Tech are each referred to herein as a “Party” and together as the “Parties.”</w:t>
       </w:r>
     </w:p>
     <w:p>
@@ -296,7 +296,7 @@
           <w:i/>
           <w:color w:val="595959"/>
         </w:rPr>
-        <w:t>The Tribe's eligibility to hold and administer a TBCP award turns on its federal-recognition status under the Lumbee Act of 1956, Pub. L. 84-570, 70 Stat. 254 (federal-recognition status affecting TBCP eligibility). Grant counsel must confirm the Tribe's standing as an eligible entity and the correct contracting party (the Tribe directly, or a designated Tribal entity or instrumentality) BEFORE execution. This Agreement does not resolve that question.</w:t>
+        <w:t>The Lumbee Tribe's eligibility to hold and administer a TBCP award turns on its federal-recognition status under the Lumbee Act of 1956, Pub. L. 84-570, 70 Stat. 254 (federal-recognition status affecting TBCP eligibility). Grant counsel must confirm the Lumbee Tribe's standing as an eligible entity and the correct contracting party (the Lumbee Tribe directly, or a designated Tribal entity or instrumentality) BEFORE execution. This Agreement does not resolve that question.</w:t>
       </w:r>
     </w:p>
     <w:p>
@@ -344,7 +344,7 @@
           <w:b w:val="0"/>
           <w:i w:val="0"/>
         </w:rPr>
-        <w:t>WHEREAS, the Tribe intends to apply for, and if awarded to accept and administer, a grant under the Tribal Broadband Connectivity Program (TBCP) administered by the National Telecommunications and Information Administration (NTIA) pursuant to the TBCP Round 3 Notice of Funding Opportunity (NTIA, June 2026) and the Infrastructure Investment and Jobs Act, Pub. L. 117-58 (2021), and Consolidated Appropriations Act, 2021, Pub. L. 116-260, to fund the deployment of last-mile and related broadband infrastructure serving unserved and underserved locations in southeastern North Carolina (the “Service Territory”);</w:t>
+        <w:t>WHEREAS, the Lumbee Tribe intends to apply for, and if awarded to accept and administer, a grant under the Tribal Broadband Connectivity Program (TBCP) administered by the National Telecommunications and Information Administration (NTIA) pursuant to the TBCP Round 3 Notice of Funding Opportunity (NTIA, June 2026) and the Infrastructure Investment and Jobs Act, Pub. L. 117-58 (2021), and Consolidated Appropriations Act, 2021, Pub. L. 116-260, to fund the deployment of last-mile and related broadband infrastructure serving unserved and underserved locations in southeastern North Carolina (the “Service Territory”);</w:t>
       </w:r>
     </w:p>
     <w:p>
@@ -362,7 +362,7 @@
           <w:b w:val="0"/>
           <w:i w:val="0"/>
         </w:rPr>
-        <w:t>WHEREAS, if the award is made, the Tribe will be the TBCP grant recipient and the legal owner of, and will hold and retain title to, all grant-funded infrastructure and assets (the “Tribal Assets”, also referred to as the “Grant-Funded Infrastructure”), which are and will remain subject to the continuing Federal Interest of the United States under 2 CFR 200.311 (Real property — use, encumbrance, and disposition), 2 CFR 200.313 (Equipment — use, management, and disposition), and 2 CFR 200.315 (Intangible property);</w:t>
+        <w:t>WHEREAS, if the award is made, the Lumbee Tribe will be the TBCP grant recipient and the legal owner of, and will hold and retain title to, all grant-funded infrastructure and assets (the “Tribal Assets”, also referred to as the “Grant-Funded Infrastructure”), which are and will remain subject to the continuing Federal Interest of the United States under 2 CFR 200.311 (Real property — use, encumbrance, and disposition), 2 CFR 200.313 (Equipment — use, management, and disposition), and 2 CFR 200.315 (Intangible property);</w:t>
       </w:r>
     </w:p>
     <w:p>
@@ -398,7 +398,7 @@
           <w:b w:val="0"/>
           <w:i w:val="0"/>
         </w:rPr>
-        <w:t>WHEREAS, the Tribe desires to engage RIVR Tech as the developer and operator of the grant-funded infrastructure, and to grant RIVR Tech a long-term indefeasible right of use (the “IRU”) in the Tribal Assets so that the Tribal Assets may be interconnected with the RIVR Tech Existing Network to form a single, functional hybrid network (the “Network”) delivering service to end users, all without any transfer of title to the Tribal Assets;</w:t>
+        <w:t>WHEREAS, the Lumbee Tribe desires to engage RIVR Tech as the developer and operator of the grant-funded infrastructure, and to grant RIVR Tech a long-term indefeasible right of use (the “IRU”) in the Tribal Assets so that the Tribal Assets may be interconnected with the RIVR Tech Existing Network to form a single, functional hybrid network (the “Network”) delivering service to end users, all without any transfer of title to the Tribal Assets;</w:t>
       </w:r>
     </w:p>
     <w:p>
@@ -603,7 +603,7 @@
                 <w:i w:val="0"/>
                 <w:sz w:val="16"/>
               </w:rPr>
-              <w:t>the Tribe's acceptance of a Segment or of the Network in accordance with the testing-and-acceptance provisions of Article 13 and Exhibits E and G.</w:t>
+              <w:t>the Lumbee Tribe's acceptance of a Segment or of the Network in accordance with the testing-and-acceptance provisions of Article 13 and Exhibits E and G.</w:t>
             </w:r>
           </w:p>
         </w:tc>
@@ -673,7 +673,7 @@
                 <w:i w:val="0"/>
                 <w:sz w:val="16"/>
               </w:rPr>
-              <w:t>the TBCP grant award, if and when made to the Tribe by NTIA, including the notice of award, the approved budget and scope, and all terms and conditions incorporated therein.</w:t>
+              <w:t>the TBCP grant award, if and when made to the Lumbee Tribe by NTIA, including the notice of award, the approved budget and scope, and all terms and conditions incorporated therein.</w:t>
             </w:r>
           </w:p>
         </w:tc>
@@ -1127,7 +1127,7 @@
                 <w:i w:val="0"/>
                 <w:sz w:val="16"/>
               </w:rPr>
-              <w:t>gross income earned by the Tribe that is directly generated by a supported activity or earned as a result of the Award during the period of performance, as defined at 2 CFR 200.307 (Program income).</w:t>
+              <w:t>gross income earned by the Lumbee Tribe that is directly generated by a supported activity or earned as a result of the Award during the period of performance, as defined at 2 CFR 200.307 (Program income).</w:t>
             </w:r>
           </w:p>
         </w:tc>
@@ -1267,7 +1267,7 @@
                 <w:i w:val="0"/>
                 <w:sz w:val="16"/>
               </w:rPr>
-              <w:t>the Grant-Funded Infrastructure, owned by and titled in the Tribe, subject to the Federal Interest, and made available to RIVR Tech under the IRU.</w:t>
+              <w:t>the Grant-Funded Infrastructure, owned by and titled in the Lumbee Tribe, subject to the Federal Interest, and made available to RIVR Tech under the IRU.</w:t>
             </w:r>
           </w:p>
         </w:tc>
@@ -1548,7 +1548,7 @@
           <w:b w:val="0"/>
           <w:i w:val="0"/>
         </w:rPr>
-        <w:t>The purpose of this Agreement is to establish the framework under which RIVR Tech will develop, construct, activate, operate, and maintain the Tribal Assets and interconnect them with the RIVR Tech Existing Network to deliver broadband, voice, and related services to end users in the Service Territory, while the Tribe retains ownership of and title to the Tribal Assets at all times and administers the Award in compliance with the Award Requirements.</w:t>
+        <w:t>The purpose of this Agreement is to establish the framework under which RIVR Tech will develop, construct, activate, operate, and maintain the Tribal Assets and interconnect them with the RIVR Tech Existing Network to deliver broadband, voice, and related services to end users in the Service Territory, while the Lumbee Tribe retains ownership of and title to the Tribal Assets at all times and administers the Award in compliance with the Award Requirements.</w:t>
       </w:r>
     </w:p>
     <w:p>
@@ -1563,7 +1563,7 @@
           <w:color w:val="000000"/>
           <w:sz w:val="22"/>
         </w:rPr>
-        <w:t>2.2  Title Retained by the Tribe</w:t>
+        <w:t>2.2  Title Retained by the Lumbee Tribe</w:t>
       </w:r>
     </w:p>
     <w:p>
@@ -1572,7 +1572,7 @@
           <w:b w:val="0"/>
           <w:i w:val="0"/>
         </w:rPr>
-        <w:t>Legal title to the Tribal Assets vests in and remains with the Tribe at all times. Nothing in this Agreement, the IRU, or any companion document transfers, or is intended to transfer, title to the Tribal Assets to RIVR Tech. RIVR Tech's rights in the Tribal Assets are limited to the operational right of use conveyed by the IRU. This allocation is a material term and a condition of the Award. See 2 CFR 200.311 (Real property — use, encumbrance, and disposition) and 2 CFR 200.313 (Equipment — use, management, and disposition).</w:t>
+        <w:t>Legal title to the Tribal Assets vests in and remains with the Lumbee Tribe at all times. Nothing in this Agreement, the IRU, or any companion document transfers, or is intended to transfer, title to the Tribal Assets to RIVR Tech. RIVR Tech's rights in the Tribal Assets are limited to the operational right of use conveyed by the IRU. This allocation is a material term and a condition of the Award. See 2 CFR 200.311 (Real property — use, encumbrance, and disposition) and 2 CFR 200.313 (Equipment — use, management, and disposition).</w:t>
       </w:r>
     </w:p>
     <w:p>
@@ -1761,7 +1761,7 @@
           <w:b w:val="0"/>
           <w:i w:val="0"/>
         </w:rPr>
-        <w:t>the Tribe shall have been made the recipient of the Award, and the Award shall be in full force and effect with a scope and budget consistent with this Agreement;</w:t>
+        <w:t>the Lumbee Tribe shall have been made the recipient of the Award, and the Award shall be in full force and effect with a scope and budget consistent with this Agreement;</w:t>
       </w:r>
     </w:p>
     <w:p>
@@ -1779,7 +1779,7 @@
           <w:b w:val="0"/>
           <w:i w:val="0"/>
         </w:rPr>
-        <w:t>grant counsel shall have confirmed the Tribe's eligibility and standing to hold the Award notwithstanding the federal-recognition question flagged in the recitals (Lumbee Act of 1956, Pub. L. 84-570, 70 Stat. 254 (federal-recognition status affecting TBCP eligibility));</w:t>
+        <w:t>grant counsel shall have confirmed the Lumbee Tribe's eligibility and standing to hold the Award notwithstanding the federal-recognition question flagged in the recitals (Lumbee Act of 1956, Pub. L. 84-570, 70 Stat. 254 (federal-recognition status affecting TBCP eligibility));</w:t>
       </w:r>
     </w:p>
     <w:p>
@@ -1967,7 +1967,7 @@
           <w:b w:val="0"/>
           <w:i w:val="0"/>
         </w:rPr>
-        <w:t>The Tribe is the applicant for, and if awarded will be the recipient of, the Award. The Tribe holds ultimate responsibility to NTIA for administration of the Award in accordance with the Award Requirements, including as a pass-through entity to the extent RIVR Tech is later determined to be a subrecipient under Article 6 (2 CFR 200.332 (Requirements for pass-through entities)).</w:t>
+        <w:t>The Lumbee Tribe is the applicant for, and if awarded will be the recipient of, the Award. The Lumbee Tribe holds ultimate responsibility to NTIA for administration of the Award in accordance with the Award Requirements, including as a pass-through entity to the extent RIVR Tech is later determined to be a subrecipient under Article 6 (2 CFR 200.332 (Requirements for pass-through entities)).</w:t>
       </w:r>
     </w:p>
     <w:p>
@@ -1991,7 +1991,7 @@
           <w:b w:val="0"/>
           <w:i w:val="0"/>
         </w:rPr>
-        <w:t>RIVR Tech shall provide the Tribe with technical, engineering, mapping, cost-estimate, and narrative support reasonably necessary for the application and for any post-award budget, scope, or environmental submissions, and shall furnish supporting data in RIVR Tech's possession. RIVR Tech shall not submit any filing directly to NTIA on the Tribe's behalf except as the Tribe authorizes in writing.</w:t>
+        <w:t>RIVR Tech shall provide the Lumbee Tribe with technical, engineering, mapping, cost-estimate, and narrative support reasonably necessary for the application and for any post-award budget, scope, or environmental submissions, and shall furnish supporting data in RIVR Tech's possession. RIVR Tech shall not submit any filing directly to NTIA on the Lumbee Tribe's behalf except as the Lumbee Tribe authorizes in writing.</w:t>
       </w:r>
     </w:p>
     <w:p>
@@ -2039,7 +2039,7 @@
           <w:b w:val="0"/>
           <w:i w:val="0"/>
         </w:rPr>
-        <w:t>The decision to accept the Award, and any decision to seek an amendment, budget revision, or scope change requiring NTIA approval, rests with the Tribe. RIVR Tech shall support the Tribe in preparing any such request and shall not take action that would require NTIA prior approval without the Tribe's written direction.</w:t>
+        <w:t>The decision to accept the Award, and any decision to seek an amendment, budget revision, or scope change requiring NTIA approval, rests with the Lumbee Tribe. RIVR Tech shall support the Lumbee Tribe in preparing any such request and shall not take action that would require NTIA prior approval without the Lumbee Tribe's written direction.</w:t>
       </w:r>
     </w:p>
     <w:p>
@@ -2078,7 +2078,7 @@
           <w:b w:val="0"/>
           <w:i w:val="0"/>
         </w:rPr>
-        <w:t>Subject to the terms of this Agreement, the Tribe engages RIVR Tech, and RIVR Tech accepts the engagement, to serve as the sole developer and operator of the Tribal Assets and the Network in the Service Territory, including to: (i) design and engineer the Tribal Assets; (ii) procure materials and services; (iii) construct, install, and activate the Tribal Assets; (iv) interconnect the Tribal Assets with the RIVR Tech Existing Network; (v) operate, maintain, monitor, and repair the Network; and (vi) market, sell, provision, bill, and support broadband, voice, and related services to end users.</w:t>
+        <w:t>Subject to the terms of this Agreement, the Lumbee Tribe engages RIVR Tech, and RIVR Tech accepts the engagement, to serve as the sole developer and operator of the Tribal Assets and the Network in the Service Territory, including to: (i) design and engineer the Tribal Assets; (ii) procure materials and services; (iii) construct, install, and activate the Tribal Assets; (iv) interconnect the Tribal Assets with the RIVR Tech Existing Network; (v) operate, maintain, monitor, and repair the Network; and (vi) market, sell, provision, bill, and support broadband, voice, and related services to end users.</w:t>
       </w:r>
     </w:p>
     <w:p>
@@ -2126,7 +2126,7 @@
           <w:b w:val="0"/>
           <w:i w:val="0"/>
         </w:rPr>
-        <w:t>During the IRU Term, RIVR Tech shall be the exclusive operator of the Tribal Assets, and the Tribe shall not grant conflicting operating rights, subject to the Tribe's step-in and successor-operator rights under Articles 25 and Document 02.07 and to the Award Requirements. RIVR Tech shall coordinate its use of the Tribal Assets with the RIVR Tech Existing Network so that the Network operates as a single functional system.</w:t>
+        <w:t>During the IRU Term, RIVR Tech shall be the exclusive operator of the Tribal Assets, and the Lumbee Tribe shall not grant conflicting operating rights, subject to the Lumbee Tribe's step-in and successor-operator rights under Articles 25 and Document 02.07 and to the Award Requirements. RIVR Tech shall coordinate its use of the Tribal Assets with the RIVR Tech Existing Network so that the Network operates as a single functional system.</w:t>
       </w:r>
     </w:p>
     <w:p>
@@ -2165,7 +2165,7 @@
           <w:b w:val="0"/>
           <w:i w:val="0"/>
         </w:rPr>
-        <w:t>Federal law requires the Tribe, as the pass-through entity, to determine whether RIVR Tech's relationship to the Award is that of a subrecipient or a contractor (vendor) for each agreement it makes, applying the substance-over-form factors of 2 CFR 200.331 (Subrecipient and contractor determinations). The determination controls which federal requirements flow down to RIVR Tech, the Tribe's monitoring obligations, and the treatment of payments. The Parties must not decide this by label alone.</w:t>
+        <w:t>Federal law requires the Lumbee Tribe, as the pass-through entity, to determine whether RIVR Tech's relationship to the Award is that of a subrecipient or a contractor (vendor) for each agreement it makes, applying the substance-over-form factors of 2 CFR 200.331 (Subrecipient and contractor determinations). The determination controls which federal requirements flow down to RIVR Tech, the Lumbee Tribe's monitoring obligations, and the treatment of payments. The Parties must not decide this by label alone.</w:t>
       </w:r>
     </w:p>
     <w:p>
@@ -2255,7 +2255,7 @@
           <w:b w:val="0"/>
           <w:i w:val="0"/>
         </w:rPr>
-        <w:t>[ALTERNATIVE A — CONTRACTOR / VENDOR: RIVR Tech is treated as a contractor providing construction and operating services to the Tribe for the Tribe's program. Procurement standards (Article 10) govern the selection and the flow-down is limited to the clauses required for contracts under 2 CFR 200.317–200.327 (Procurement standards) and Appendix II to Part 200.]</w:t>
+        <w:t>[ALTERNATIVE A — CONTRACTOR / VENDOR: RIVR Tech is treated as a contractor providing construction and operating services to the Lumbee Tribe for the Lumbee Tribe's program. Procurement standards (Article 10) govern the selection and the flow-down is limited to the clauses required for contracts under 2 CFR 200.317–200.327 (Procurement standards) and Appendix II to Part 200.]</w:t>
       </w:r>
     </w:p>
     <w:p>
@@ -2273,7 +2273,7 @@
           <w:b w:val="0"/>
           <w:i w:val="0"/>
         </w:rPr>
-        <w:t>[ALTERNATIVE B — SUBRECIPIENT: RIVR Tech is treated as a subrecipient carrying out a portion of the Tribe's program, in which case the Tribe must make a subaward, monitor RIVR Tech under 2 CFR 200.332 (Requirements for pass-through entities), and flow down applicable federal requirements.]</w:t>
+        <w:t>[ALTERNATIVE B — SUBRECIPIENT: RIVR Tech is treated as a subrecipient carrying out a portion of the Lumbee Tribe's program, in which case the Lumbee Tribe must make a subaward, monitor RIVR Tech under 2 CFR 200.332 (Requirements for pass-through entities), and flow down applicable federal requirements.]</w:t>
       </w:r>
     </w:p>
     <w:p>
@@ -2319,7 +2319,7 @@
           <w:i/>
           <w:color w:val="595959"/>
         </w:rPr>
-        <w:t>The contractor-vs-subrecipient determination under 2 CFR 200.331 (Subrecipient and contractor determinations) is reserved for grant counsel and must be documented by the Tribe as the pass-through entity. Do not treat the recommended CONTRACTOR/VENDOR characterization as final. The determination changes the flow-down clauses, monitoring obligations, and payment treatment throughout this package.</w:t>
+        <w:t>The contractor-vs-subrecipient determination under 2 CFR 200.331 (Subrecipient and contractor determinations) is reserved for grant counsel and must be documented by the Lumbee Tribe as the pass-through entity. Do not treat the recommended CONTRACTOR/VENDOR characterization as final. The determination changes the flow-down clauses, monitoring obligations, and payment treatment throughout this package.</w:t>
       </w:r>
     </w:p>
     <w:p>
@@ -2444,7 +2444,7 @@
           <w:b w:val="0"/>
           <w:i w:val="0"/>
         </w:rPr>
-        <w:t>RIVR Tech shall submit the design (and material design changes) to the Tribe for review. The Tribe may review for consistency with the Award scope and this Agreement; Tribe review does not relieve RIVR Tech of responsibility for the adequacy of the design. Design changes that affect the Award scope or budget require the Tribe's prior written approval and, where required, NTIA approval.</w:t>
+        <w:t>RIVR Tech shall submit the design (and material design changes) to the Lumbee Tribe for review. The Lumbee Tribe may review for consistency with the Award scope and this Agreement; Lumbee Tribe review does not relieve RIVR Tech of responsibility for the adequacy of the design. Design changes that affect the Award scope or budget require the Lumbee Tribe's prior written approval and, where required, NTIA approval.</w:t>
       </w:r>
     </w:p>
     <w:p>
@@ -2483,7 +2483,7 @@
           <w:b w:val="0"/>
           <w:i w:val="0"/>
         </w:rPr>
-        <w:t>Notwithstanding any other provision, no ground-disturbing or construction activity funded in whole or in part by the Award may commence for any Segment until all environmental review under the National Environmental Policy Act (NEPA), 42 U.S.C. § 4321 et seq., and DOC/NTIA implementing procedures and all historic-preservation review under National Historic Preservation Act § 106, 54 U.S.C. § 306108 (36 CFR Part 800) have been completed and the Tribe has received written clearance or authorization to proceed from NTIA for that Segment. This is a strict condition and a Federal requirement.</w:t>
+        <w:t>Notwithstanding any other provision, no ground-disturbing or construction activity funded in whole or in part by the Award may commence for any Segment until all environmental review under the National Environmental Policy Act (NEPA), 42 U.S.C. § 4321 et seq., and DOC/NTIA implementing procedures and all historic-preservation review under National Historic Preservation Act § 106, 54 U.S.C. § 306108 (36 CFR Part 800) have been completed and the Lumbee Tribe has received written clearance or authorization to proceed from NTIA for that Segment. This is a strict condition and a Federal requirement.</w:t>
       </w:r>
     </w:p>
     <w:p>
@@ -2550,7 +2550,7 @@
           <w:b w:val="0"/>
           <w:i w:val="0"/>
         </w:rPr>
-        <w:t>RIVR Tech shall implement an inadvertent-discovery protocol requiring immediate work stoppage in the affected area, protection of the find, and notice to the Tribe and appropriate authorities upon discovery of any archaeological, cultural, or human remains, and shall not resume until authorized. The protocol shall respect the Tribe's cultural authority.</w:t>
+        <w:t>RIVR Tech shall implement an inadvertent-discovery protocol requiring immediate work stoppage in the affected area, protection of the find, and notice to the Lumbee Tribe and appropriate authorities upon discovery of any archaeological, cultural, or human remains, and shall not resume until authorized. The protocol shall respect the Lumbee Tribe's cultural authority.</w:t>
       </w:r>
     </w:p>
     <w:p>
@@ -2613,7 +2613,7 @@
           <w:b w:val="0"/>
           <w:i w:val="0"/>
         </w:rPr>
-        <w:t>The Parties shall cooperate to secure rights-of-way and easements. On lands owned or controlled by the Tribe, the Tribe shall grant or facilitate the easements, licenses, or use rights necessary for the Tribal Assets, on terms consistent with the Federal Interest and the IRU. On other lands, RIVR Tech shall obtain the necessary rights in the name of, or for the benefit of, the Tribe as owner of the Tribal Assets, with the IRU rights running to RIVR Tech.</w:t>
+        <w:t>The Parties shall cooperate to secure rights-of-way and easements. On lands owned or controlled by the Lumbee Tribe, the Lumbee Tribe shall grant or facilitate the easements, licenses, or use rights necessary for the Tribal Assets, on terms consistent with the Federal Interest and the IRU. On other lands, RIVR Tech shall obtain the necessary rights in the name of, or for the benefit of, the Lumbee Tribe as owner of the Tribal Assets, with the IRU rights running to RIVR Tech.</w:t>
       </w:r>
     </w:p>
     <w:p>
@@ -2632,7 +2632,7 @@
           <w:i/>
           <w:color w:val="595959"/>
         </w:rPr>
-        <w:t>The form of easement/right-of-way instruments, whether they run to the Tribe as owner, and any recording, Tribal-land status, and BIA-approval questions must be reviewed by counsel. Easements encumbering grant-funded real property implicate the encumbrance restrictions of 2 CFR 200.311 (Real property — use, encumbrance, and disposition).</w:t>
+        <w:t>The form of easement/right-of-way instruments, whether they run to the Lumbee Tribe as owner, and any recording, Tribal-land status, and BIA-approval questions must be reviewed by counsel. Easements encumbering grant-funded real property implicate the encumbrance restrictions of 2 CFR 200.311 (Real property — use, encumbrance, and disposition).</w:t>
       </w:r>
     </w:p>
     <w:p>
@@ -2714,7 +2714,7 @@
           <w:b w:val="0"/>
           <w:i w:val="0"/>
         </w:rPr>
-        <w:t>All iron, steel, manufactured products, and construction materials incorporated into the Tribal Assets shall comply with Build America, Buy America Act, IIJA §§ 70911–70917 (Pub. L. 117-58); 2 CFR Part 184; and NTIA BABA award terms, unless a waiver applies. RIVR Tech shall obtain and retain supplier certifications of BABA compliance and shall support any waiver request the Tribe elects to pursue.</w:t>
+        <w:t>All iron, steel, manufactured products, and construction materials incorporated into the Tribal Assets shall comply with Build America, Buy America Act, IIJA §§ 70911–70917 (Pub. L. 117-58); 2 CFR Part 184; and NTIA BABA award terms, unless a waiver applies. RIVR Tech shall obtain and retain supplier certifications of BABA compliance and shall support any waiver request the Lumbee Tribe elects to pursue.</w:t>
       </w:r>
     </w:p>
     <w:p>
@@ -2786,7 +2786,7 @@
           <w:b w:val="0"/>
           <w:i w:val="0"/>
         </w:rPr>
-        <w:t>RIVR Tech shall manage materials and equipment purchased for the Tribal Assets using inventory controls consistent with 2 CFR 200.313 (Equipment — use, management, and disposition) and 2 CFR 200.314 (Supplies), including tagging, property records, physical inventories, and safeguards against loss, damage, or theft. Title to materials incorporated into the Tribal Assets vests in the Tribe as owner, subject to the Federal Interest.</w:t>
+        <w:t>RIVR Tech shall manage materials and equipment purchased for the Tribal Assets using inventory controls consistent with 2 CFR 200.313 (Equipment — use, management, and disposition) and 2 CFR 200.314 (Supplies), including tagging, property records, physical inventories, and safeguards against loss, damage, or theft. Title to materials incorporated into the Tribal Assets vests in the Lumbee Tribe as owner, subject to the Federal Interest.</w:t>
       </w:r>
     </w:p>
     <w:p>
@@ -2849,7 +2849,7 @@
           <w:b w:val="0"/>
           <w:i w:val="0"/>
         </w:rPr>
-        <w:t>RIVR Tech may engage qualified subcontractors but remains responsible for their performance and for flow-down of applicable Award Requirements. RIVR Tech shall oversee subcontractors, verify licensing and insurance, enforce safety and quality, and maintain records sufficient to demonstrate compliance and to support the Tribe's reporting and audit obligations.</w:t>
+        <w:t>RIVR Tech may engage qualified subcontractors but remains responsible for their performance and for flow-down of applicable Award Requirements. RIVR Tech shall oversee subcontractors, verify licensing and insurance, enforce safety and quality, and maintain records sufficient to demonstrate compliance and to support the Lumbee Tribe's reporting and audit obligations.</w:t>
       </w:r>
     </w:p>
     <w:p>
@@ -2873,7 +2873,7 @@
           <w:b w:val="0"/>
           <w:i w:val="0"/>
         </w:rPr>
-        <w:t>RIVR Tech shall maintain a written safety program, comply with OSHA and applicable safety standards, and require the same of subcontractors. RIVR Tech shall promptly notify the Tribe of any material safety incident, citation, or stop-work order affecting the Tribal Assets.</w:t>
+        <w:t>RIVR Tech shall maintain a written safety program, comply with OSHA and applicable safety standards, and require the same of subcontractors. RIVR Tech shall promptly notify the Lumbee Tribe of any material safety incident, citation, or stop-work order affecting the Tribal Assets.</w:t>
       </w:r>
     </w:p>
     <w:p>
@@ -2912,7 +2912,7 @@
           <w:b w:val="0"/>
           <w:i w:val="0"/>
         </w:rPr>
-        <w:t>RIVR Tech shall construct the Tribal Assets in accordance with the schedule and milestones in Exhibit D, which shall be consistent with the Award's build-out and performance deadlines. RIVR Tech shall report progress against milestones and shall promptly notify the Tribe of any anticipated delay and its mitigation plan.</w:t>
+        <w:t>RIVR Tech shall construct the Tribal Assets in accordance with the schedule and milestones in Exhibit D, which shall be consistent with the Award's build-out and performance deadlines. RIVR Tech shall report progress against milestones and shall promptly notify the Lumbee Tribe of any anticipated delay and its mitigation plan.</w:t>
       </w:r>
     </w:p>
     <w:p>
@@ -2955,7 +2955,7 @@
           <w:b w:val="0"/>
           <w:i w:val="0"/>
         </w:rPr>
-        <w:t>Changes to the scope, schedule, or cost of construction shall be documented through the change-order process in Exhibit F. Any change that affects the Award scope or budget, or that requires NTIA prior approval, requires the Tribe's prior written approval and, where applicable, NTIA approval before the work proceeds.</w:t>
+        <w:t>Changes to the scope, schedule, or cost of construction shall be documented through the change-order process in Exhibit F. Any change that affects the Award scope or budget, or that requires NTIA prior approval, requires the Lumbee Tribe's prior written approval and, where applicable, NTIA approval before the work proceeds.</w:t>
       </w:r>
     </w:p>
     <w:p>
@@ -3053,7 +3053,7 @@
           <w:b w:val="0"/>
           <w:i w:val="0"/>
         </w:rPr>
-        <w:t>The Tribe and its representatives (and NTIA) may inspect the Tribal Assets and the work at reasonable times. Inspection does not relieve RIVR Tech of responsibility for conformance. RIVR Tech shall correct nonconforming work at its cost, subject to allowability.</w:t>
+        <w:t>The Lumbee Tribe and its representatives (and NTIA) may inspect the Tribal Assets and the work at reasonable times. Inspection does not relieve RIVR Tech of responsibility for conformance. RIVR Tech shall correct nonconforming work at its cost, subject to allowability.</w:t>
       </w:r>
     </w:p>
     <w:p>
@@ -3117,7 +3117,7 @@
           <w:b w:val="0"/>
           <w:i w:val="0"/>
         </w:rPr>
-        <w:t xml:space="preserve"> from Acceptance, and shall pass through manufacturer warranties to the Tribe as owner.</w:t>
+        <w:t xml:space="preserve"> from Acceptance, and shall pass through manufacturer warranties to the Lumbee Tribe as owner.</w:t>
       </w:r>
     </w:p>
     <w:p>
@@ -3191,7 +3191,7 @@
           <w:b w:val="0"/>
           <w:i w:val="0"/>
         </w:rPr>
-        <w:t xml:space="preserve"> after Acceptance of each Segment, RIVR Tech shall deliver to the Tribe complete As-Built Documentation, including record drawings, GIS data in a mutually agreed format, splice and fiber-assignment records, equipment inventories, and the test results required by Exhibit E.</w:t>
+        <w:t xml:space="preserve"> after Acceptance of each Segment, RIVR Tech shall deliver to the Lumbee Tribe complete As-Built Documentation, including record drawings, GIS data in a mutually agreed format, splice and fiber-assignment records, equipment inventories, and the test results required by Exhibit E.</w:t>
       </w:r>
     </w:p>
     <w:p>
@@ -3215,7 +3215,7 @@
           <w:b w:val="0"/>
           <w:i w:val="0"/>
         </w:rPr>
-        <w:t>As-Built Documentation and GIS data relating to the Tribal Assets are the property of the Tribe as owner of the Tribal Assets, subject to RIVR Tech's license to use them for operations. Such records are program records subject to the retention and access requirements of 2 CFR 200.334–200.337 (Record retention and access; three-year retention).</w:t>
+        <w:t>As-Built Documentation and GIS data relating to the Tribal Assets are the property of the Lumbee Tribe as owner of the Tribal Assets, subject to RIVR Tech's license to use them for operations. Such records are program records subject to the retention and access requirements of 2 CFR 200.334–200.337 (Record retention and access; three-year retention).</w:t>
       </w:r>
     </w:p>
     <w:p>
@@ -3239,7 +3239,7 @@
           <w:b w:val="0"/>
           <w:i w:val="0"/>
         </w:rPr>
-        <w:t>RIVR Tech shall keep the As-Built Documentation and GIS current throughout the IRU Term as the Tribal Assets are modified, and shall provide updated records to the Tribe on a periodic basis and upon transition under Document 02.07.</w:t>
+        <w:t>RIVR Tech shall keep the As-Built Documentation and GIS current throughout the IRU Term as the Tribal Assets are modified, and shall provide updated records to the Lumbee Tribe on a periodic basis and upon transition under Document 02.07.</w:t>
       </w:r>
     </w:p>
     <w:p>
@@ -3302,7 +3302,7 @@
           <w:b w:val="0"/>
           <w:i w:val="0"/>
         </w:rPr>
-        <w:t>All Tribal Assets — the Grant-Funded Infrastructure acquired, constructed, or improved with Award funds — are owned by and titled in the Tribe and are subject to the continuing Federal Interest. Title does not transfer to RIVR Tech. Use, encumbrance, and disposition of the Tribal Assets are governed by 2 CFR 200.311 (Real property — use, encumbrance, and disposition), 2 CFR 200.313 (Equipment — use, management, and disposition), 2 CFR 200.315 (Intangible property), and 2 CFR 200.316 (Property trust relationship), and by the Grant Compliance and Federal Interest Addendum (Document 02.05).</w:t>
+        <w:t>All Tribal Assets — the Grant-Funded Infrastructure acquired, constructed, or improved with Award funds — are owned by and titled in the Lumbee Tribe and are subject to the continuing Federal Interest. Title does not transfer to RIVR Tech. Use, encumbrance, and disposition of the Tribal Assets are governed by 2 CFR 200.311 (Real property — use, encumbrance, and disposition), 2 CFR 200.313 (Equipment — use, management, and disposition), 2 CFR 200.315 (Intangible property), and 2 CFR 200.316 (Property trust relationship), and by the Grant Compliance and Federal Interest Addendum (Document 02.05).</w:t>
       </w:r>
     </w:p>
     <w:p>
@@ -3326,7 +3326,7 @@
           <w:b w:val="0"/>
           <w:i w:val="0"/>
         </w:rPr>
-        <w:t>The RIVR Tech Existing Network and other RIVR Tech Assets that predate or are funded outside the Award remain the sole property of RIVR Tech. No Federal Interest attaches to RIVR Tech Assets by reason of interconnection alone. RIVR Tech is responsible for the cost, maintenance, and replacement of RIVR Tech Assets, and the Tribe acquires no ownership interest in them.</w:t>
+        <w:t>The RIVR Tech Existing Network and other RIVR Tech Assets that predate or are funded outside the Award remain the sole property of RIVR Tech. No Federal Interest attaches to RIVR Tech Assets by reason of interconnection alone. RIVR Tech is responsible for the cost, maintenance, and replacement of RIVR Tech Assets, and the Lumbee Tribe acquires no ownership interest in them.</w:t>
       </w:r>
     </w:p>
     <w:p>
@@ -3350,7 +3350,7 @@
           <w:b w:val="0"/>
           <w:i w:val="0"/>
         </w:rPr>
-        <w:t>For any asset funded partly with Award funds and partly with RIVR Tech or third-party funds, the Parties shall document the cost allocation and the resulting ownership and Federal Interest treatment before construction. The federally funded share, and any asset that cannot be cleanly severed, is presumed subject to the Federal Interest and owned by the Tribe unless grant counsel confirms a compliant alternative allocation.</w:t>
+        <w:t>For any asset funded partly with Award funds and partly with RIVR Tech or third-party funds, the Parties shall document the cost allocation and the resulting ownership and Federal Interest treatment before construction. The federally funded share, and any asset that cannot be cleanly severed, is presumed subject to the Federal Interest and owned by the Lumbee Tribe unless grant counsel confirms a compliant alternative allocation.</w:t>
       </w:r>
     </w:p>
     <w:p>
@@ -3393,7 +3393,7 @@
           <w:b w:val="0"/>
           <w:i w:val="0"/>
         </w:rPr>
-        <w:t xml:space="preserve">Improvements, upgrades, and additions made during the IRU Term shall be characterized by source of funds: Award-funded improvements become Tribal Assets owned by the Tribe and subject to the Federal Interest; RIVR Tech-funded improvements to the Tribal Assets shall be addressed as agreed (as RIVR Tech property removable at transition, as a betterment credited under Document 02.04, or as a donation to the Tribe), and improvements to RIVR Tech Assets remain RIVR Tech property. The treatment of RIVR Tech-funded electronics installed on the Tribal Assets is </w:t>
+        <w:t xml:space="preserve">Improvements, upgrades, and additions made during the IRU Term shall be characterized by source of funds: Award-funded improvements become Tribal Assets owned by the Lumbee Tribe and subject to the Federal Interest; RIVR Tech-funded improvements to the Tribal Assets shall be addressed as agreed (as RIVR Tech property removable at transition, as a betterment credited under Document 02.04, or as a donation to the Lumbee Tribe), and improvements to RIVR Tech Assets remain RIVR Tech property. The treatment of RIVR Tech-funded electronics installed on the Tribal Assets is </w:t>
       </w:r>
       <w:r>
         <w:rPr>
@@ -3491,7 +3491,7 @@
           <w:b w:val="0"/>
           <w:i w:val="0"/>
         </w:rPr>
-        <w:t>Each Demarcation Point marks the boundary between the Tribe-owned Tribal Assets (subject to the Federal Interest) and the RIVR Tech-owned RIVR Tech Existing Network. The Demarcation Points shall be documented in Exhibit B by physical location, port/panel identification, and logical boundary, so that ownership, the extent of the Federal Interest, and operational responsibility are unambiguous at every interconnection.</w:t>
+        <w:t>Each Demarcation Point marks the boundary between the Lumbee Tribe-owned Tribal Assets (subject to the Federal Interest) and the RIVR Tech-owned RIVR Tech Existing Network. The Demarcation Points shall be documented in Exhibit B by physical location, port/panel identification, and logical boundary, so that ownership, the extent of the Federal Interest, and operational responsibility are unambiguous at every interconnection.</w:t>
       </w:r>
     </w:p>
     <w:p>
@@ -3534,7 +3534,7 @@
           <w:b w:val="0"/>
           <w:i w:val="0"/>
         </w:rPr>
-        <w:t>On expiration or termination, the Tribe (or a successor operator) must be able to interconnect the Tribal Assets at the Demarcation Points and continue Essential Services. RIVR Tech shall provide the interconnection information, transitional transport, and cooperation required by Document 02.07 so that the Tribal Assets remain usable independent of RIVR Tech's continued participation.</w:t>
+        <w:t>On expiration or termination, the Lumbee Tribe (or a successor operator) must be able to interconnect the Tribal Assets at the Demarcation Points and continue Essential Services. RIVR Tech shall provide the interconnection information, transitional transport, and cooperation required by Document 02.07 so that the Tribal Assets remain usable independent of RIVR Tech's continued participation.</w:t>
       </w:r>
     </w:p>
     <w:p>
@@ -3669,7 +3669,7 @@
           <w:b w:val="0"/>
           <w:i w:val="0"/>
         </w:rPr>
-        <w:t>RIVR Tech shall provide customer service and technical support to end users, including a trouble-ticketing process and support hours consistent with Document 02.03, and shall handle customer complaints, including any escalation to the Tribe or regulators as required.</w:t>
+        <w:t>RIVR Tech shall provide customer service and technical support to end users, including a trouble-ticketing process and support hours consistent with Document 02.03, and shall handle customer complaints, including any escalation to the Lumbee Tribe or regulators as required.</w:t>
       </w:r>
     </w:p>
     <w:p>
@@ -3708,7 +3708,7 @@
           <w:b w:val="0"/>
           <w:i w:val="0"/>
         </w:rPr>
-        <w:t>RIVR Tech shall market and sell services over the Network using its brand and channels, subject to the Tribe's reasonable approval of the use of the Tribe's name, marks, or endorsement and to the public-announcement provisions of Article 27. Marketing shall accurately describe the service and any Award-required low-cost option.</w:t>
+        <w:t>RIVR Tech shall market and sell services over the Network using its brand and channels, subject to the Lumbee Tribe's reasonable approval of the use of the Lumbee Tribe's name, marks, or endorsement and to the public-announcement provisions of Article 27. Marketing shall accurately describe the service and any Award-required low-cost option.</w:t>
       </w:r>
     </w:p>
     <w:p>
@@ -4078,7 +4078,7 @@
           <w:b w:val="0"/>
           <w:i w:val="0"/>
         </w:rPr>
-        <w:t>Throughout the term, RIVR Tech shall maintain, at minimum, the insurance set forth in Exhibit I and summarized below, with insurers reasonably acceptable to the Tribe, and shall name the Tribe (and NTIA where required) as additional insured where appropriate. Property/builder's risk coverage shall reflect the Federal Interest in the Tribal Assets. See 2 CFR 200.310 (Insurance coverage).</w:t>
+        <w:t>Throughout the term, RIVR Tech shall maintain, at minimum, the insurance set forth in Exhibit I and summarized below, with insurers reasonably acceptable to the Lumbee Tribe, and shall name the Lumbee Tribe (and NTIA where required) as additional insured where appropriate. Property/builder's risk coverage shall reflect the Federal Interest in the Tribal Assets. See 2 CFR 200.310 (Insurance coverage).</w:t>
       </w:r>
     </w:p>
     <w:tbl>
@@ -4501,7 +4501,7 @@
           <w:i/>
           <w:color w:val="595959"/>
         </w:rPr>
-        <w:t>Insurance limits shown are placeholders drawn from the canonical deal parameters and must be confirmed by the Tribe's risk advisor and reconciled with Exhibit I, including additional-insured, waiver-of-subrogation, and Federal Interest requirements.</w:t>
+        <w:t>Insurance limits shown are placeholders drawn from the canonical deal parameters and must be confirmed by the Lumbee Tribe's risk advisor and reconciled with Exhibit I, including additional-insured, waiver-of-subrogation, and Federal Interest requirements.</w:t>
       </w:r>
     </w:p>
     <w:p>
@@ -4564,7 +4564,7 @@
           <w:b w:val="0"/>
           <w:i w:val="0"/>
         </w:rPr>
-        <w:t>RIVR Tech shall indemnify, defend, and hold harmless the Tribe, its officials, employees, and instrumentalities from and against third-party claims, losses, and liabilities to the extent arising out of RIVR Tech's negligence, willful misconduct, breach of this Agreement, violation of Applicable Law, infringement of intellectual property, or acts or omissions in constructing or operating the Network, subject to the limitations in Section 23.3.</w:t>
+        <w:t>RIVR Tech shall indemnify, defend, and hold harmless the Lumbee Tribe, its officials, employees, and instrumentalities from and against third-party claims, losses, and liabilities to the extent arising out of RIVR Tech's negligence, willful misconduct, breach of this Agreement, violation of Applicable Law, infringement of intellectual property, or acts or omissions in constructing or operating the Network, subject to the limitations in Section 23.3.</w:t>
       </w:r>
     </w:p>
     <w:p>
@@ -4579,7 +4579,7 @@
           <w:color w:val="000000"/>
           <w:sz w:val="22"/>
         </w:rPr>
-        <w:t>23.2  Indemnification by the Tribe</w:t>
+        <w:t>23.2  Indemnification by the Lumbee Tribe</w:t>
       </w:r>
     </w:p>
     <w:p>
@@ -4588,7 +4588,7 @@
           <w:b w:val="0"/>
           <w:i w:val="0"/>
         </w:rPr>
-        <w:t>To the extent permitted by Applicable Law and subject to Article 28 (sovereignty and any limited waiver), the Tribe shall be responsible for third-party claims to the extent arising out of the Tribe's breach of this Agreement or willful misconduct. Nothing in this Section waives the Tribe's sovereign immunity except as expressly provided in Article 28.</w:t>
+        <w:t>To the extent permitted by Applicable Law and subject to Article 28 (sovereignty and any limited waiver), the Lumbee Tribe shall be responsible for third-party claims to the extent arising out of the Lumbee Tribe's breach of this Agreement or willful misconduct. Nothing in this Section waives the Lumbee Tribe's sovereign immunity except as expressly provided in Article 28.</w:t>
       </w:r>
     </w:p>
     <w:p>
@@ -4607,7 +4607,7 @@
           <w:i/>
           <w:color w:val="595959"/>
         </w:rPr>
-        <w:t>The Tribe's indemnity, and any monetary exposure, are constrained by sovereign immunity. The scope of any Tribal indemnity must be reconciled with the sovereign-immunity provisions of Article 28 and cannot be read as an implied waiver.</w:t>
+        <w:t>The Lumbee Tribe's indemnity, and any monetary exposure, are constrained by sovereign immunity. The scope of any Tribal indemnity must be reconciled with the sovereign-immunity provisions of Article 28 and cannot be read as an implied waiver.</w:t>
       </w:r>
     </w:p>
     <w:p>
@@ -4705,7 +4705,7 @@
           <w:b w:val="0"/>
           <w:i w:val="0"/>
         </w:rPr>
-        <w:t>The Tribe, NTIA, the Department of Commerce Office of Inspector General, the Comptroller General, and their authorized representatives shall have the right to examine and audit RIVR Tech's records relating to the Network and the Award, on at least 10 business days' notice (or immediately where fraud or imminent noncompliance is suspected), consistent with 2 CFR 200.334–200.337 (Record retention and access; three-year retention). RIVR Tech shall cooperate with any single audit conducted under 2 CFR Part 200, Subpart F (Audit Requirements; single-audit threshold $1,000,000).</w:t>
+        <w:t>The Lumbee Tribe, NTIA, the Department of Commerce Office of Inspector General, the Comptroller General, and their authorized representatives shall have the right to examine and audit RIVR Tech's records relating to the Network and the Award, on at least 10 business days' notice (or immediately where fraud or imminent noncompliance is suspected), consistent with 2 CFR 200.334–200.337 (Record retention and access; three-year retention). RIVR Tech shall cooperate with any single audit conducted under 2 CFR Part 200, Subpart F (Audit Requirements; single-audit threshold $1,000,000).</w:t>
       </w:r>
     </w:p>
     <w:p>
@@ -4796,7 +4796,7 @@
           <w:b w:val="0"/>
           <w:i w:val="0"/>
         </w:rPr>
-        <w:t>RIVR Tech shall provide the Tribe, on a timely basis, the financial, construction, operational, and performance data the Tribe needs to meet its Award reporting obligations, including federal financial reports, performance-progress reports, build-out/subscriber data, and any BABA or environmental certifications. Reporting formats and cadence are as set in Document 02.05 and the Exhibits.</w:t>
+        <w:t>RIVR Tech shall provide the Lumbee Tribe, on a timely basis, the financial, construction, operational, and performance data the Lumbee Tribe needs to meet its Award reporting obligations, including federal financial reports, performance-progress reports, build-out/subscriber data, and any BABA or environmental certifications. Reporting formats and cadence are as set in Document 02.05 and the Exhibits.</w:t>
       </w:r>
     </w:p>
     <w:p>
@@ -4883,7 +4883,7 @@
           <w:b w:val="0"/>
           <w:i w:val="0"/>
         </w:rPr>
-        <w:t>If RIVR Tech fails to perform such that Essential Services, public safety, or Award compliance is imminently threatened, the Tribe may step in — immediate, upon notice, where continuity of Essential Services, public safety, or compliance with the Award is imminently threatened — to perform or have a third party perform RIVR Tech's obligations, at RIVR Tech's cost to the extent the condition is attributable to RIVR Tech, in accordance with the Transition and Step-In Plan (Document 02.07). Step-in does not, by itself, terminate the IRU or transfer RIVR Tech Assets.</w:t>
+        <w:t>If RIVR Tech fails to perform such that Essential Services, public safety, or Award compliance is imminently threatened, the Lumbee Tribe may step in — immediate, upon notice, where continuity of Essential Services, public safety, or compliance with the Award is imminently threatened — to perform or have a third party perform RIVR Tech's obligations, at RIVR Tech's cost to the extent the condition is attributable to RIVR Tech, in accordance with the Transition and Step-In Plan (Document 02.07). Step-in does not, by itself, terminate the IRU or transfer RIVR Tech Assets.</w:t>
       </w:r>
     </w:p>
     <w:p>
@@ -4907,7 +4907,7 @@
           <w:b w:val="0"/>
           <w:i w:val="0"/>
         </w:rPr>
-        <w:t xml:space="preserve">RIVR Tech shall have the right to receive notice and a reasonable opportunity to cure before the Tribe exercises termination remedies, and reasonable protection of its RIVR Tech Assets, its lawful interest in RIVR Tech-funded improvements, and any financing party's rights, all subject to the paramount Federal Interest and the requirement that the Tribal Assets remain owned by the Tribe. Lender protections, if any, are </w:t>
+        <w:t xml:space="preserve">RIVR Tech shall have the right to receive notice and a reasonable opportunity to cure before the Lumbee Tribe exercises termination remedies, and reasonable protection of its RIVR Tech Assets, its lawful interest in RIVR Tech-funded improvements, and any financing party's rights, all subject to the paramount Federal Interest and the requirement that the Tribal Assets remain owned by the Lumbee Tribe. Lender protections, if any, are </w:t>
       </w:r>
       <w:r>
         <w:rPr>
@@ -4966,7 +4966,7 @@
           <w:b w:val="0"/>
           <w:i w:val="0"/>
         </w:rPr>
-        <w:t>On expiration, termination, or a step-in that becomes permanent, RIVR Tech shall provide up to 12 months of transition assistance to the Tribe or a successor operator in accordance with Document 02.07, including operational continuity, transfer of As-Built Documentation and records, interconnection continuity at the Demarcation Points, and orderly handoff of customer relationships, so that Essential Services continue uninterrupted.</w:t>
+        <w:t>On expiration, termination, or a step-in that becomes permanent, RIVR Tech shall provide up to 12 months of transition assistance to the Lumbee Tribe or a successor operator in accordance with Document 02.07, including operational continuity, transfer of As-Built Documentation and records, interconnection continuity at the Demarcation Points, and orderly handoff of customer relationships, so that Essential Services continue uninterrupted.</w:t>
       </w:r>
     </w:p>
     <w:p>
@@ -5077,7 +5077,7 @@
           <w:b w:val="0"/>
           <w:i w:val="0"/>
         </w:rPr>
-        <w:t>A change in control of RIVR Tech shall be treated as an assignment requiring the Tribe's prior written consent, and shall be subject to the Tribe's right to evaluate the successor's qualifications and Award-compliance capacity. RIVR Tech shall notify the Tribe in advance of any proposed change in control.</w:t>
+        <w:t>A change in control of RIVR Tech shall be treated as an assignment requiring the Lumbee Tribe's prior written consent, and shall be subject to the Lumbee Tribe's right to evaluate the successor's qualifications and Award-compliance capacity. RIVR Tech shall notify the Lumbee Tribe in advance of any proposed change in control.</w:t>
       </w:r>
     </w:p>
     <w:p>
@@ -5456,7 +5456,7 @@
           <w:b w:val="0"/>
           <w:i w:val="0"/>
         </w:rPr>
-        <w:t>The Tribe has NOT agreed to any waiver of sovereign immunity in this draft. The following alternatives are presented, unselected, for the Tribe's governing body and counsel to consider:</w:t>
+        <w:t>The Lumbee Tribe has NOT agreed to any waiver of sovereign immunity in this draft. The following alternatives are presented, unselected, for the Lumbee Tribe's governing body and counsel to consider:</w:t>
       </w:r>
     </w:p>
     <w:p>
@@ -5474,7 +5474,7 @@
           <w:b w:val="0"/>
           <w:i w:val="0"/>
         </w:rPr>
-        <w:t>[ALTERNATIVE A — NO WAIVER: the Tribe grants no waiver of sovereign immunity; RIVR Tech's remedies are limited to those that do not require suit against the Tribe (e.g., step-out/transition, non-renewal, set-off, and remedies against Tribal instrumentalities only if separately and expressly authorized).]</w:t>
+        <w:t>[ALTERNATIVE A — NO WAIVER: the Lumbee Tribe grants no waiver of sovereign immunity; RIVR Tech's remedies are limited to those that do not require suit against the Lumbee Tribe (e.g., step-out/transition, non-renewal, set-off, and remedies against Tribal instrumentalities only if separately and expressly authorized).]</w:t>
       </w:r>
     </w:p>
     <w:p>
@@ -5492,7 +5492,7 @@
           <w:b w:val="0"/>
           <w:i w:val="0"/>
         </w:rPr>
-        <w:t>[ALTERNATIVE B — LIMITED WAIVER FOR DEFINED CLAIMS AND REMEDIES: the Tribe grants a narrow, express waiver solely for claims arising under this Agreement, limited to specified remedies (e.g., specific performance and contract damages capped at a stated amount or at available insurance/revenue), limited to a designated forum, expressly excluding any waiver of immunity as to third parties, and not extending to Tribal assets other than those specifically identified.]</w:t>
+        <w:t>[ALTERNATIVE B — LIMITED WAIVER FOR DEFINED CLAIMS AND REMEDIES: the Lumbee Tribe grants a narrow, express waiver solely for claims arising under this Agreement, limited to specified remedies (e.g., specific performance and contract damages capped at a stated amount or at available insurance/revenue), limited to a designated forum, expressly excluding any waiver of immunity as to third parties, and not extending to Tribal assets other than those specifically identified.]</w:t>
       </w:r>
     </w:p>
     <w:p>
@@ -5510,7 +5510,7 @@
           <w:b w:val="0"/>
           <w:i w:val="0"/>
         </w:rPr>
-        <w:t>[ALTERNATIVE C — ARBITRATION-ONLY WAIVER: the Tribe consents to binding arbitration and to enforcement of the arbitral award in a specified court solely to compel arbitration and confirm/enforce the award, with no other waiver, capped and bounded as in Alternative B.]</w:t>
+        <w:t>[ALTERNATIVE C — ARBITRATION-ONLY WAIVER: the Lumbee Tribe consents to binding arbitration and to enforcement of the arbitral award in a specified court solely to compel arbitration and confirm/enforce the award, with no other waiver, capped and bounded as in Alternative B.]</w:t>
       </w:r>
     </w:p>
     <w:p>
@@ -5529,7 +5529,7 @@
           <w:i/>
           <w:color w:val="595959"/>
         </w:rPr>
-        <w:t>Sovereign immunity and any limited waiver are among the most consequential decisions in this transaction. This draft does NOT choose. Any waiver must be authorized by the Tribe's governing body by resolution, drafted narrowly (defined claims, capped remedies, designated forum, identified assets only), and reconciled with the governing-law and dispute-resolution choices in Sections 28.1–28.2. Do not infer a waiver from any other provision of this Agreement.</w:t>
+        <w:t>Sovereign immunity and any limited waiver are among the most consequential decisions in this transaction. This draft does NOT choose. Any waiver must be authorized by the Lumbee Tribe's governing body by resolution, drafted narrowly (defined claims, capped remedies, designated forum, identified assets only), and reconciled with the governing-law and dispute-resolution choices in Sections 28.1–28.2. Do not infer a waiver from any other provision of this Agreement.</w:t>
       </w:r>
     </w:p>
     <w:p>
@@ -6008,7 +6008,7 @@
           <w:i/>
           <w:color w:val="595959"/>
         </w:rPr>
-        <w:t>Signatory authority for the Tribe (including any required Tribal Council resolution) and for RIVR Tech must be confirmed before execution; if a designated Tribal instrumentality is the contracting party, conform the signature block accordingly.</w:t>
+        <w:t>Signatory authority for the Lumbee Tribe (including any required Tribal Council resolution) and for RIVR Tech must be confirmed before execution; if a designated Tribal instrumentality is the contracting party, conform the signature block accordingly.</w:t>
       </w:r>
     </w:p>
     <w:sectPr>
